--- a/public/templates/MAU_VIC_HDLD_BO.docx
+++ b/public/templates/MAU_VIC_HDLD_BO.docx
@@ -4447,7 +4447,7 @@
           <w:szCs w:val="24"/>
           <w:lang w:val="fr-FR"/>
         </w:rPr>
-        <w:t>Hợp đồng lao động này được lập thành hai (02) bản có giá trị pháp lý như nhau và có hiệu lực từ ngày</w:t>
+        <w:t>Hợp đồng lao động này được lập thành hai (02) bản có giá trị pháp lý như nhau và có hiệu lực từ ngày {{ngay_bat_dau}}</w:t>
       </w:r>
     </w:p>
     <w:p>
